--- a/storage/samples/plantilla_demo.docx
+++ b/storage/samples/plantilla_demo.docx
@@ -1,70 +1,380 @@
 
 <file path=word/document.xml><?xml version="1.0" encoding="utf-8"?>
-<w:document xmlns:w="http://schemas.openxmlformats.org/wordprocessingml/2006/main" xmlns:m="http://schemas.openxmlformats.org/officeDocument/2006/math" xmlns:w14="http://schemas.microsoft.com/office/word/2010/wordml" xmlns:r="http://schemas.openxmlformats.org/officeDocument/2006/relationships" xmlns:wp="http://schemas.openxmlformats.org/drawingml/2006/wordprocessingDrawing" xmlns:a="http://schemas.openxmlformats.org/drawingml/2006/main" xmlns:wp14="http://schemas.microsoft.com/office/word/2010/wordprocessingDrawing" xmlns:w15="http://schemas.microsoft.com/office/word/2012/wordml" xmlns:mc="http://schemas.openxmlformats.org/markup-compatibility/2006" xmlns:a14="http://schemas.microsoft.com/office/drawing/2010/main" xmlns:sl="http://schemas.openxmlformats.org/schemaLibrary/2006/main" xmlns:wne="http://schemas.microsoft.com/office/word/2006/wordml" xmlns:cdr="http://schemas.openxmlformats.org/drawingml/2006/chartDrawing" xmlns:c="http://schemas.openxmlformats.org/drawingml/2006/chart" xmlns:c14="http://schemas.microsoft.com/office/drawing/2007/8/2/chart" xmlns:dgm="http://schemas.openxmlformats.org/drawingml/2006/diagram" xmlns:pic="http://schemas.openxmlformats.org/drawingml/2006/picture" xmlns:xdr="http://schemas.openxmlformats.org/drawingml/2006/spreadsheetDrawing" xmlns:dsp="http://schemas.microsoft.com/office/drawing/2008/diagram" xmlns:xvml="urn:schemas-microsoft-com:office:excel" xmlns:o="urn:schemas-microsoft-com:office:office" xmlns:v="urn:schemas-microsoft-com:vml" xmlns:w10="urn:schemas-microsoft-com:office:word" xmlns:pvml="urn:schemas-microsoft-com:office:powerpoint" xmlns:cppr="http://schemas.microsoft.com/office/2006/coverPageProps" xmlns:odx="http://opendope.org/xpaths" xmlns:odc="http://opendope.org/conditions" xmlns:odq="http://opendope.org/questions" xmlns:oda="http://opendope.org/answers" xmlns:odi="http://opendope.org/components" xmlns:odgm="http://opendope.org/SmartArt/DataHierarchy" xmlns:b="http://schemas.openxmlformats.org/officeDocument/2006/bibliography" xmlns:msink="http://schemas.microsoft.com/ink/2010/main" xmlns:cdr14="http://schemas.microsoft.com/office/drawing/2010/chartDrawing" xmlns:c15="http://schemas.microsoft.com/office/drawing/2012/chart" xmlns:cs="http://schemas.microsoft.com/office/drawing/2012/chartStyle" xmlns:ns38="http://www.w3.org/1998/Math/MathML" xmlns:ns39="http://www.w3.org/2003/InkML" xmlns:a13cmd="http://schemas.microsoft.com/office/drawing/2013/main/command" xmlns:cx="http://schemas.microsoft.com/office/drawing/2014/chartex" xmlns:c16="http://schemas.microsoft.com/office/drawing/2014/chart" xmlns:dgm1611="http://schemas.microsoft.com/office/drawing/2016/11/diagram" xmlns:c173="http://schemas.microsoft.com/office/drawing/2017/03/chart" xmlns:am3d="http://schemas.microsoft.com/office/drawing/2017/model3d" xmlns:an18="http://schemas.microsoft.com/office/drawing/2018/animation" xmlns:anam3d="http://schemas.microsoft.com/office/drawing/2018/animation/model3d" xmlns:iact="http://schemas.microsoft.com/office/powerpoint/2014/inkAction" xmlns:thm15="http://schemas.microsoft.com/office/thememl/2012/main" xmlns:wps="http://schemas.microsoft.com/office/word/2010/wordprocessingShape" xmlns:wpc="http://schemas.microsoft.com/office/word/2010/wordprocessingCanvas" xmlns:wpg="http://schemas.microsoft.com/office/word/2010/wordprocessingGroup" xmlns:w16se="http://schemas.microsoft.com/office/word/2015/wordml/symex" xmlns:w16cid="http://schemas.microsoft.com/office/word/2016/wordml/cid" xmlns:wetp="http://schemas.microsoft.com/office/webextensions/taskpanes/2010/11" xmlns:we="http://schemas.microsoft.com/office/webextensions/webextension/2010/11" xmlns:comp="http://schemas.openxmlformats.org/drawingml/2006/compatibility" xmlns:lc="http://schemas.openxmlformats.org/drawingml/2006/lockedCanvas" xmlns:dgm14="http://schemas.microsoft.com/office/drawing/2010/diagram" xmlns:a15="http://schemas.microsoft.com/office/drawing/2012/main" xmlns:pic14="http://schemas.microsoft.com/office/drawing/2010/picture" xmlns:c16ac="http://schemas.microsoft.com/office/drawing/2014/chart/ac" xmlns:a16="http://schemas.microsoft.com/office/drawing/2014/main" xmlns:a1611="http://schemas.microsoft.com/office/drawing/2016/11/main" xmlns:dgm1612="http://schemas.microsoft.com/office/drawing/2016/12/diagram" xmlns:a16svg="http://schemas.microsoft.com/office/drawing/2016/SVG/main" xmlns:adec="http://schemas.microsoft.com/office/drawing/2017/decorative" xmlns:a18hc="http://schemas.microsoft.com/office/drawing/2018/hyperlinkcolor" xmlns:wp15="http://schemas.microsoft.com/office/word/2012/wordprocessingDrawing">
+<w:document xmlns:wpc="http://schemas.microsoft.com/office/word/2010/wordprocessingCanvas" xmlns:cx="http://schemas.microsoft.com/office/drawing/2014/chartex" xmlns:cx1="http://schemas.microsoft.com/office/drawing/2015/9/8/chartex" xmlns:cx2="http://schemas.microsoft.com/office/drawing/2015/10/21/chartex" xmlns:cx3="http://schemas.microsoft.com/office/drawing/2016/5/9/chartex" xmlns:cx4="http://schemas.microsoft.com/office/drawing/2016/5/10/chartex" xmlns:cx5="http://schemas.microsoft.com/office/drawing/2016/5/11/chartex" xmlns:cx6="http://schemas.microsoft.com/office/drawing/2016/5/12/chartex" xmlns:cx7="http://schemas.microsoft.com/office/drawing/2016/5/13/chartex" xmlns:cx8="http://schemas.microsoft.com/office/drawing/2016/5/14/chartex" xmlns:mc="http://schemas.openxmlformats.org/markup-compatibility/2006" xmlns:aink="http://schemas.microsoft.com/office/drawing/2016/ink" xmlns:am3d="http://schemas.microsoft.com/office/drawing/2017/model3d" xmlns:o="urn:schemas-microsoft-com:office:office" xmlns:r="http://schemas.openxmlformats.org/officeDocument/2006/relationships" xmlns:m="http://schemas.openxmlformats.org/officeDocument/2006/math" xmlns:v="urn:schemas-microsoft-com:vml" xmlns:wp14="http://schemas.microsoft.com/office/word/2010/wordprocessingDrawing" xmlns:wp="http://schemas.openxmlformats.org/drawingml/2006/wordprocessingDrawing" xmlns:w10="urn:schemas-microsoft-com:office:word" xmlns:w="http://schemas.openxmlformats.org/wordprocessingml/2006/main" xmlns:w14="http://schemas.microsoft.com/office/word/2010/wordml" xmlns:w15="http://schemas.microsoft.com/office/word/2012/wordml" xmlns:w16cex="http://schemas.microsoft.com/office/word/2018/wordml/cex" xmlns:w16cid="http://schemas.microsoft.com/office/word/2016/wordml/cid" xmlns:w16="http://schemas.microsoft.com/office/word/2018/wordml" xmlns:w16sdtdh="http://schemas.microsoft.com/office/word/2020/wordml/sdtdatahash" xmlns:w16se="http://schemas.microsoft.com/office/word/2015/wordml/symex" xmlns:wpg="http://schemas.microsoft.com/office/word/2010/wordprocessingGroup" xmlns:wpi="http://schemas.microsoft.com/office/word/2010/wordprocessingInk" xmlns:wne="http://schemas.microsoft.com/office/word/2006/wordml" xmlns:wps="http://schemas.microsoft.com/office/word/2010/wordprocessingShape" mc:Ignorable="w14 w15 w16se w16cid w16 w16cex w16sdtdh wp14">
   <w:body>
-    <!-- Created by docx4j 11.4.9 (Apache licensed) using REFERENCE JAXB in Eclipse Adoptium Java 21.0.8 on Windows 11 -->
     <w:p>
       <w:pPr>
-        <w:pStyle w:val="Title"/>
-      </w:pPr>
-      <w:r>
+        <w:pStyle w:val="Ttulo"/>
+        <w:rPr>
+          <w:lang w:val="es-CU"/>
+        </w:rPr>
+      </w:pPr>
+      <w:r>
+        <w:rPr>
+          <w:lang w:val="es-CU"/>
+        </w:rPr>
         <w:t>Control de asistencia - plantilla demo</w:t>
       </w:r>
     </w:p>
     <w:p>
-      <w:r>
+      <w:pPr>
+        <w:rPr>
+          <w:lang w:val="es-CU"/>
+        </w:rPr>
+      </w:pPr>
+      <w:r>
+        <w:rPr>
+          <w:lang w:val="es-CU"/>
+        </w:rPr>
         <w:t>Nombre: ${NOMBRE}</w:t>
       </w:r>
     </w:p>
     <w:p>
-      <w:r>
+      <w:pPr>
+        <w:rPr>
+          <w:lang w:val="es-CU"/>
+        </w:rPr>
+      </w:pPr>
+      <w:r>
+        <w:rPr>
+          <w:lang w:val="es-CU"/>
+        </w:rPr>
         <w:t>Fecha: ${FECHA}</w:t>
       </w:r>
     </w:p>
     <w:p>
-      <w:r>
+      <w:pPr>
+        <w:rPr>
+          <w:lang w:val="es-CU"/>
+        </w:rPr>
+      </w:pPr>
+      <w:r>
+        <w:rPr>
+          <w:lang w:val="es-CU"/>
+        </w:rPr>
         <w:t>Curso: ${CURSO}</w:t>
       </w:r>
     </w:p>
     <w:p>
-      <w:r>
+      <w:pPr>
+        <w:rPr>
+          <w:lang w:val="es-CU"/>
+        </w:rPr>
+      </w:pPr>
+      <w:r>
+        <w:rPr>
+          <w:lang w:val="es-CU"/>
+        </w:rPr>
         <w:t>Firma 1: ${FIRMA_1}</w:t>
       </w:r>
     </w:p>
     <w:p>
-      <w:r>
+      <w:pPr>
+        <w:rPr>
+          <w:lang w:val="es-CU"/>
+        </w:rPr>
+      </w:pPr>
+      <w:r>
+        <w:rPr>
+          <w:lang w:val="es-CU"/>
+        </w:rPr>
         <w:t>Firma 2: ${FIRMA_2}</w:t>
       </w:r>
     </w:p>
     <w:p>
-      <w:r>
+      <w:pPr>
+        <w:rPr>
+          <w:lang w:val="es-CU"/>
+        </w:rPr>
+      </w:pPr>
+      <w:r>
+        <w:rPr>
+          <w:lang w:val="es-CU"/>
+        </w:rPr>
         <w:t>Firma 3: ${FIRMA_3}</w:t>
       </w:r>
     </w:p>
     <w:p>
-      <w:r>
-        <w:t/>
+      <w:pPr>
+        <w:rPr>
+          <w:lang w:val="es-CU"/>
+        </w:rPr>
+      </w:pPr>
+      <w:r>
+        <w:rPr>
+          <w:lang w:val="es-CU"/>
+        </w:rPr>
+        <w:t xml:space="preserve">Firma </w:t>
+      </w:r>
+      <w:r>
+        <w:rPr>
+          <w:lang w:val="es-CU"/>
+        </w:rPr>
+        <w:t>4</w:t>
+      </w:r>
+      <w:r>
+        <w:rPr>
+          <w:lang w:val="es-CU"/>
+        </w:rPr>
+        <w:t>: ${FIRMA_</w:t>
+      </w:r>
+      <w:r>
+        <w:rPr>
+          <w:lang w:val="es-CU"/>
+        </w:rPr>
+        <w:t>4</w:t>
+      </w:r>
+      <w:r>
+        <w:rPr>
+          <w:lang w:val="es-CU"/>
+        </w:rPr>
+        <w:t>}</w:t>
       </w:r>
     </w:p>
     <w:p>
-      <w:r>
-        <w:t>Nota: usa esta plantilla para probar /api/templates y /api/documents/generate.</w:t>
-      </w:r>
+      <w:pPr>
+        <w:rPr>
+          <w:lang w:val="es-CU"/>
+        </w:rPr>
+      </w:pPr>
+      <w:r>
+        <w:rPr>
+          <w:lang w:val="es-CU"/>
+        </w:rPr>
+        <w:t xml:space="preserve">Firma </w:t>
+      </w:r>
+      <w:r>
+        <w:rPr>
+          <w:lang w:val="es-CU"/>
+        </w:rPr>
+        <w:t>5</w:t>
+      </w:r>
+      <w:r>
+        <w:rPr>
+          <w:lang w:val="es-CU"/>
+        </w:rPr>
+        <w:t>: ${FIRMA_</w:t>
+      </w:r>
+      <w:r>
+        <w:rPr>
+          <w:lang w:val="es-CU"/>
+        </w:rPr>
+        <w:t>5</w:t>
+      </w:r>
+      <w:r>
+        <w:rPr>
+          <w:lang w:val="es-CU"/>
+        </w:rPr>
+        <w:t>}</w:t>
+      </w:r>
+    </w:p>
+    <w:p>
+      <w:pPr>
+        <w:rPr>
+          <w:lang w:val="es-CU"/>
+        </w:rPr>
+      </w:pPr>
+      <w:r>
+        <w:rPr>
+          <w:lang w:val="es-CU"/>
+        </w:rPr>
+        <w:t xml:space="preserve">Firma </w:t>
+      </w:r>
+      <w:r>
+        <w:rPr>
+          <w:lang w:val="es-CU"/>
+        </w:rPr>
+        <w:t>6</w:t>
+      </w:r>
+      <w:r>
+        <w:rPr>
+          <w:lang w:val="es-CU"/>
+        </w:rPr>
+        <w:t>: ${FIRMA_</w:t>
+      </w:r>
+      <w:r>
+        <w:rPr>
+          <w:lang w:val="es-CU"/>
+        </w:rPr>
+        <w:t>6</w:t>
+      </w:r>
+      <w:r>
+        <w:rPr>
+          <w:lang w:val="es-CU"/>
+        </w:rPr>
+        <w:t>}</w:t>
+      </w:r>
+    </w:p>
+    <w:p>
+      <w:pPr>
+        <w:rPr>
+          <w:lang w:val="es-CU"/>
+        </w:rPr>
+      </w:pPr>
+      <w:r>
+        <w:rPr>
+          <w:lang w:val="es-CU"/>
+        </w:rPr>
+        <w:t xml:space="preserve">Firma </w:t>
+      </w:r>
+      <w:r>
+        <w:rPr>
+          <w:lang w:val="es-CU"/>
+        </w:rPr>
+        <w:t>7</w:t>
+      </w:r>
+      <w:r>
+        <w:rPr>
+          <w:lang w:val="es-CU"/>
+        </w:rPr>
+        <w:t>: ${FIRMA_</w:t>
+      </w:r>
+      <w:r>
+        <w:rPr>
+          <w:lang w:val="es-CU"/>
+        </w:rPr>
+        <w:t>7</w:t>
+      </w:r>
+      <w:r>
+        <w:rPr>
+          <w:lang w:val="es-CU"/>
+        </w:rPr>
+        <w:t>}</w:t>
+      </w:r>
+    </w:p>
+    <w:p>
+      <w:pPr>
+        <w:rPr>
+          <w:lang w:val="es-CU"/>
+        </w:rPr>
+      </w:pPr>
+      <w:r>
+        <w:rPr>
+          <w:lang w:val="es-CU"/>
+        </w:rPr>
+        <w:t xml:space="preserve">Firma </w:t>
+      </w:r>
+      <w:r>
+        <w:rPr>
+          <w:lang w:val="es-CU"/>
+        </w:rPr>
+        <w:t>8</w:t>
+      </w:r>
+      <w:r>
+        <w:rPr>
+          <w:lang w:val="es-CU"/>
+        </w:rPr>
+        <w:t>: ${FIRMA_</w:t>
+      </w:r>
+      <w:r>
+        <w:rPr>
+          <w:lang w:val="es-CU"/>
+        </w:rPr>
+        <w:t>8</w:t>
+      </w:r>
+      <w:r>
+        <w:rPr>
+          <w:lang w:val="es-CU"/>
+        </w:rPr>
+        <w:t>}</w:t>
+      </w:r>
+    </w:p>
+    <w:p>
+      <w:pPr>
+        <w:rPr>
+          <w:lang w:val="es-CU"/>
+        </w:rPr>
+      </w:pPr>
+      <w:r>
+        <w:rPr>
+          <w:lang w:val="es-CU"/>
+        </w:rPr>
+        <w:t xml:space="preserve">Firma </w:t>
+      </w:r>
+      <w:r>
+        <w:rPr>
+          <w:lang w:val="es-CU"/>
+        </w:rPr>
+        <w:t>9</w:t>
+      </w:r>
+      <w:r>
+        <w:rPr>
+          <w:lang w:val="es-CU"/>
+        </w:rPr>
+        <w:t>: ${FIRMA_</w:t>
+      </w:r>
+      <w:r>
+        <w:rPr>
+          <w:lang w:val="es-CU"/>
+        </w:rPr>
+        <w:t>9</w:t>
+      </w:r>
+      <w:r>
+        <w:rPr>
+          <w:lang w:val="es-CU"/>
+        </w:rPr>
+        <w:t>}</w:t>
+      </w:r>
+    </w:p>
+    <w:p>
+      <w:pPr>
+        <w:rPr>
+          <w:lang w:val="es-CU"/>
+        </w:rPr>
+      </w:pPr>
+      <w:r>
+        <w:rPr>
+          <w:lang w:val="es-CU"/>
+        </w:rPr>
+        <w:t xml:space="preserve">Firma </w:t>
+      </w:r>
+      <w:r>
+        <w:rPr>
+          <w:lang w:val="es-CU"/>
+        </w:rPr>
+        <w:t>10</w:t>
+      </w:r>
+      <w:r>
+        <w:rPr>
+          <w:lang w:val="es-CU"/>
+        </w:rPr>
+        <w:t>: ${FIRMA_</w:t>
+      </w:r>
+      <w:r>
+        <w:rPr>
+          <w:lang w:val="es-CU"/>
+        </w:rPr>
+        <w:t>10</w:t>
+      </w:r>
+      <w:r>
+        <w:rPr>
+          <w:lang w:val="es-CU"/>
+        </w:rPr>
+        <w:t>}</w:t>
+      </w:r>
+    </w:p>
+    <w:p>
+      <w:pPr>
+        <w:rPr>
+          <w:lang w:val="es-CU"/>
+        </w:rPr>
+      </w:pPr>
     </w:p>
     <w:sectPr>
       <w:pgSz w:w="11907" w:h="16839" w:code="9"/>
-      <w:pgMar w:top="1440" w:right="1440" w:bottom="1440" w:left="1440"/>
+      <w:pgMar w:top="1440" w:right="1440" w:bottom="1440" w:left="1440" w:header="720" w:footer="720" w:gutter="0"/>
+      <w:cols w:space="720"/>
     </w:sectPr>
   </w:body>
 </w:document>
 </file>
 
 <file path=word/styles.xml><?xml version="1.0" encoding="utf-8"?>
-<w:styles xmlns:w="http://schemas.openxmlformats.org/wordprocessingml/2006/main" xmlns:m="http://schemas.openxmlformats.org/officeDocument/2006/math" xmlns:w14="http://schemas.microsoft.com/office/word/2010/wordml" xmlns:r="http://schemas.openxmlformats.org/officeDocument/2006/relationships" xmlns:wp="http://schemas.openxmlformats.org/drawingml/2006/wordprocessingDrawing" xmlns:a="http://schemas.openxmlformats.org/drawingml/2006/main" xmlns:wp14="http://schemas.microsoft.com/office/word/2010/wordprocessingDrawing" xmlns:w15="http://schemas.microsoft.com/office/word/2012/wordml" xmlns:mc="http://schemas.openxmlformats.org/markup-compatibility/2006" xmlns:a14="http://schemas.microsoft.com/office/drawing/2010/main" xmlns:sl="http://schemas.openxmlformats.org/schemaLibrary/2006/main" xmlns:wne="http://schemas.microsoft.com/office/word/2006/wordml" xmlns:cdr="http://schemas.openxmlformats.org/drawingml/2006/chartDrawing" xmlns:c="http://schemas.openxmlformats.org/drawingml/2006/chart" xmlns:c14="http://schemas.microsoft.com/office/drawing/2007/8/2/chart" xmlns:dgm="http://schemas.openxmlformats.org/drawingml/2006/diagram" xmlns:pic="http://schemas.openxmlformats.org/drawingml/2006/picture" xmlns:xdr="http://schemas.openxmlformats.org/drawingml/2006/spreadsheetDrawing" xmlns:dsp="http://schemas.microsoft.com/office/drawing/2008/diagram" xmlns:xvml="urn:schemas-microsoft-com:office:excel" xmlns:o="urn:schemas-microsoft-com:office:office" xmlns:v="urn:schemas-microsoft-com:vml" xmlns:w10="urn:schemas-microsoft-com:office:word" xmlns:pvml="urn:schemas-microsoft-com:office:powerpoint" xmlns:cppr="http://schemas.microsoft.com/office/2006/coverPageProps" xmlns:odx="http://opendope.org/xpaths" xmlns:odc="http://opendope.org/conditions" xmlns:odq="http://opendope.org/questions" xmlns:oda="http://opendope.org/answers" xmlns:odi="http://opendope.org/components" xmlns:odgm="http://opendope.org/SmartArt/DataHierarchy" xmlns:b="http://schemas.openxmlformats.org/officeDocument/2006/bibliography" xmlns:msink="http://schemas.microsoft.com/ink/2010/main" xmlns:cdr14="http://schemas.microsoft.com/office/drawing/2010/chartDrawing" xmlns:c15="http://schemas.microsoft.com/office/drawing/2012/chart" xmlns:cs="http://schemas.microsoft.com/office/drawing/2012/chartStyle" xmlns:ns38="http://www.w3.org/1998/Math/MathML" xmlns:ns39="http://www.w3.org/2003/InkML" xmlns:a13cmd="http://schemas.microsoft.com/office/drawing/2013/main/command" xmlns:cx="http://schemas.microsoft.com/office/drawing/2014/chartex" xmlns:c16="http://schemas.microsoft.com/office/drawing/2014/chart" xmlns:dgm1611="http://schemas.microsoft.com/office/drawing/2016/11/diagram" xmlns:c173="http://schemas.microsoft.com/office/drawing/2017/03/chart" xmlns:am3d="http://schemas.microsoft.com/office/drawing/2017/model3d" xmlns:an18="http://schemas.microsoft.com/office/drawing/2018/animation" xmlns:anam3d="http://schemas.microsoft.com/office/drawing/2018/animation/model3d" xmlns:iact="http://schemas.microsoft.com/office/powerpoint/2014/inkAction" xmlns:thm15="http://schemas.microsoft.com/office/thememl/2012/main" xmlns:wps="http://schemas.microsoft.com/office/word/2010/wordprocessingShape" xmlns:wpc="http://schemas.microsoft.com/office/word/2010/wordprocessingCanvas" xmlns:wpg="http://schemas.microsoft.com/office/word/2010/wordprocessingGroup" xmlns:w16se="http://schemas.microsoft.com/office/word/2015/wordml/symex" xmlns:w16cid="http://schemas.microsoft.com/office/word/2016/wordml/cid" xmlns:wetp="http://schemas.microsoft.com/office/webextensions/taskpanes/2010/11" xmlns:we="http://schemas.microsoft.com/office/webextensions/webextension/2010/11" xmlns:comp="http://schemas.openxmlformats.org/drawingml/2006/compatibility" xmlns:lc="http://schemas.openxmlformats.org/drawingml/2006/lockedCanvas" xmlns:dgm14="http://schemas.microsoft.com/office/drawing/2010/diagram" xmlns:a15="http://schemas.microsoft.com/office/drawing/2012/main" xmlns:pic14="http://schemas.microsoft.com/office/drawing/2010/picture" xmlns:c16ac="http://schemas.microsoft.com/office/drawing/2014/chart/ac" xmlns:a16="http://schemas.microsoft.com/office/drawing/2014/main" xmlns:a1611="http://schemas.microsoft.com/office/drawing/2016/11/main" xmlns:dgm1612="http://schemas.microsoft.com/office/drawing/2016/12/diagram" xmlns:a16svg="http://schemas.microsoft.com/office/drawing/2016/SVG/main" xmlns:adec="http://schemas.microsoft.com/office/drawing/2017/decorative" xmlns:a18hc="http://schemas.microsoft.com/office/drawing/2018/hyperlinkcolor" xmlns:wp15="http://schemas.microsoft.com/office/word/2012/wordprocessingDrawing">
+<w:styles xmlns:mc="http://schemas.openxmlformats.org/markup-compatibility/2006" xmlns:r="http://schemas.openxmlformats.org/officeDocument/2006/relationships" xmlns:w="http://schemas.openxmlformats.org/wordprocessingml/2006/main" xmlns:w14="http://schemas.microsoft.com/office/word/2010/wordml" xmlns:w15="http://schemas.microsoft.com/office/word/2012/wordml" xmlns:w16cex="http://schemas.microsoft.com/office/word/2018/wordml/cex" xmlns:w16cid="http://schemas.microsoft.com/office/word/2016/wordml/cid" xmlns:w16="http://schemas.microsoft.com/office/word/2018/wordml" xmlns:w16sdtdh="http://schemas.microsoft.com/office/word/2020/wordml/sdtdatahash" xmlns:w16se="http://schemas.microsoft.com/office/word/2015/wordml/symex" mc:Ignorable="w14 w15 w16se w16cid w16 w16cex w16sdtdh">
   <w:docDefaults>
     <w:rPrDefault>
       <w:rPr>
-        <w:rFonts w:asciiTheme="minorHAnsi" w:hAnsiTheme="minorHAnsi" w:eastAsiaTheme="minorHAnsi" w:cstheme="minorBidi"/>
+        <w:rFonts w:asciiTheme="minorHAnsi" w:eastAsiaTheme="minorHAnsi" w:hAnsiTheme="minorHAnsi" w:cstheme="minorBidi"/>
         <w:sz w:val="22"/>
         <w:szCs w:val="22"/>
         <w:lang w:val="en-US" w:eastAsia="en-US" w:bidi="ar-SA"/>
@@ -76,28 +386,388 @@
       </w:pPr>
     </w:pPrDefault>
   </w:docDefaults>
-  <w:latentStyles w:defLockedState="false" w:defUIPriority="99" w:defSemiHidden="true" w:defUnhideWhenUsed="true" w:defQFormat="false" w:count="267">
-    <w:lsdException w:name="Normal" w:uiPriority="0" w:semiHidden="false" w:unhideWhenUsed="false" w:qFormat="true"/>
-    <w:lsdException w:name="heading 1" w:uiPriority="9" w:semiHidden="false" w:unhideWhenUsed="false" w:qFormat="true"/>
-    <w:lsdException w:name="heading 2" w:uiPriority="9" w:qFormat="true"/>
-    <w:lsdException w:name="heading 3" w:uiPriority="9" w:qFormat="true"/>
-    <w:lsdException w:name="heading 4" w:uiPriority="9" w:qFormat="true"/>
-    <w:lsdException w:name="Title" w:uiPriority="10" w:semiHidden="false" w:unhideWhenUsed="false" w:qFormat="true"/>
-    <w:lsdException w:name="Default Paragraph Font" w:uiPriority="1"/>
-    <w:lsdException w:name="Subtitle" w:uiPriority="11" w:semiHidden="false" w:unhideWhenUsed="false" w:qFormat="true"/>
-    <w:lsdException w:name="Emphasis" w:uiPriority="20" w:semiHidden="false" w:unhideWhenUsed="false" w:qFormat="true"/>
-    <w:lsdException w:name="Table Grid" w:uiPriority="59" w:semiHidden="false" w:unhideWhenUsed="false"/>
+  <w:latentStyles w:defLockedState="0" w:defUIPriority="99" w:defSemiHidden="0" w:defUnhideWhenUsed="0" w:defQFormat="0" w:count="376">
+    <w:lsdException w:name="Normal" w:uiPriority="0" w:qFormat="1"/>
+    <w:lsdException w:name="heading 1" w:uiPriority="9" w:qFormat="1"/>
+    <w:lsdException w:name="heading 2" w:semiHidden="1" w:uiPriority="9" w:unhideWhenUsed="1" w:qFormat="1"/>
+    <w:lsdException w:name="heading 3" w:semiHidden="1" w:uiPriority="9" w:unhideWhenUsed="1" w:qFormat="1"/>
+    <w:lsdException w:name="heading 4" w:semiHidden="1" w:uiPriority="9" w:unhideWhenUsed="1" w:qFormat="1"/>
+    <w:lsdException w:name="heading 5" w:semiHidden="1" w:unhideWhenUsed="1"/>
+    <w:lsdException w:name="heading 6" w:semiHidden="1" w:unhideWhenUsed="1"/>
+    <w:lsdException w:name="heading 7" w:semiHidden="1" w:unhideWhenUsed="1"/>
+    <w:lsdException w:name="heading 8" w:semiHidden="1" w:unhideWhenUsed="1"/>
+    <w:lsdException w:name="heading 9" w:semiHidden="1" w:unhideWhenUsed="1"/>
+    <w:lsdException w:name="index 1" w:semiHidden="1" w:unhideWhenUsed="1"/>
+    <w:lsdException w:name="index 2" w:semiHidden="1" w:unhideWhenUsed="1"/>
+    <w:lsdException w:name="index 3" w:semiHidden="1" w:unhideWhenUsed="1"/>
+    <w:lsdException w:name="index 4" w:semiHidden="1" w:unhideWhenUsed="1"/>
+    <w:lsdException w:name="index 5" w:semiHidden="1" w:unhideWhenUsed="1"/>
+    <w:lsdException w:name="index 6" w:semiHidden="1" w:unhideWhenUsed="1"/>
+    <w:lsdException w:name="index 7" w:semiHidden="1" w:unhideWhenUsed="1"/>
+    <w:lsdException w:name="index 8" w:semiHidden="1" w:unhideWhenUsed="1"/>
+    <w:lsdException w:name="index 9" w:semiHidden="1" w:unhideWhenUsed="1"/>
+    <w:lsdException w:name="toc 1" w:semiHidden="1" w:unhideWhenUsed="1"/>
+    <w:lsdException w:name="toc 2" w:semiHidden="1" w:unhideWhenUsed="1"/>
+    <w:lsdException w:name="toc 3" w:semiHidden="1" w:unhideWhenUsed="1"/>
+    <w:lsdException w:name="toc 4" w:semiHidden="1" w:unhideWhenUsed="1"/>
+    <w:lsdException w:name="toc 5" w:semiHidden="1" w:unhideWhenUsed="1"/>
+    <w:lsdException w:name="toc 6" w:semiHidden="1" w:unhideWhenUsed="1"/>
+    <w:lsdException w:name="toc 7" w:semiHidden="1" w:unhideWhenUsed="1"/>
+    <w:lsdException w:name="toc 8" w:semiHidden="1" w:unhideWhenUsed="1"/>
+    <w:lsdException w:name="toc 9" w:semiHidden="1" w:unhideWhenUsed="1"/>
+    <w:lsdException w:name="Normal Indent" w:semiHidden="1" w:unhideWhenUsed="1"/>
+    <w:lsdException w:name="footnote text" w:semiHidden="1" w:unhideWhenUsed="1"/>
+    <w:lsdException w:name="annotation text" w:semiHidden="1" w:unhideWhenUsed="1"/>
+    <w:lsdException w:name="header" w:semiHidden="1" w:unhideWhenUsed="1"/>
+    <w:lsdException w:name="footer" w:semiHidden="1" w:unhideWhenUsed="1"/>
+    <w:lsdException w:name="index heading" w:semiHidden="1" w:unhideWhenUsed="1"/>
+    <w:lsdException w:name="caption" w:semiHidden="1" w:unhideWhenUsed="1"/>
+    <w:lsdException w:name="table of figures" w:semiHidden="1" w:unhideWhenUsed="1"/>
+    <w:lsdException w:name="envelope address" w:semiHidden="1" w:unhideWhenUsed="1"/>
+    <w:lsdException w:name="envelope return" w:semiHidden="1" w:unhideWhenUsed="1"/>
+    <w:lsdException w:name="footnote reference" w:semiHidden="1" w:unhideWhenUsed="1"/>
+    <w:lsdException w:name="annotation reference" w:semiHidden="1" w:unhideWhenUsed="1"/>
+    <w:lsdException w:name="line number" w:semiHidden="1" w:unhideWhenUsed="1"/>
+    <w:lsdException w:name="page number" w:semiHidden="1" w:unhideWhenUsed="1"/>
+    <w:lsdException w:name="endnote reference" w:semiHidden="1" w:unhideWhenUsed="1"/>
+    <w:lsdException w:name="endnote text" w:semiHidden="1" w:unhideWhenUsed="1"/>
+    <w:lsdException w:name="table of authorities" w:semiHidden="1" w:unhideWhenUsed="1"/>
+    <w:lsdException w:name="macro" w:semiHidden="1" w:unhideWhenUsed="1"/>
+    <w:lsdException w:name="toa heading" w:semiHidden="1" w:unhideWhenUsed="1"/>
+    <w:lsdException w:name="List" w:semiHidden="1" w:unhideWhenUsed="1"/>
+    <w:lsdException w:name="List Bullet" w:semiHidden="1" w:unhideWhenUsed="1"/>
+    <w:lsdException w:name="List Number" w:semiHidden="1" w:unhideWhenUsed="1"/>
+    <w:lsdException w:name="List 2" w:semiHidden="1" w:unhideWhenUsed="1"/>
+    <w:lsdException w:name="List 3" w:semiHidden="1" w:unhideWhenUsed="1"/>
+    <w:lsdException w:name="List 4" w:semiHidden="1" w:unhideWhenUsed="1"/>
+    <w:lsdException w:name="List 5" w:semiHidden="1" w:unhideWhenUsed="1"/>
+    <w:lsdException w:name="List Bullet 2" w:semiHidden="1" w:unhideWhenUsed="1"/>
+    <w:lsdException w:name="List Bullet 3" w:semiHidden="1" w:unhideWhenUsed="1"/>
+    <w:lsdException w:name="List Bullet 4" w:semiHidden="1" w:unhideWhenUsed="1"/>
+    <w:lsdException w:name="List Bullet 5" w:semiHidden="1" w:unhideWhenUsed="1"/>
+    <w:lsdException w:name="List Number 2" w:semiHidden="1" w:unhideWhenUsed="1"/>
+    <w:lsdException w:name="List Number 3" w:semiHidden="1" w:unhideWhenUsed="1"/>
+    <w:lsdException w:name="List Number 4" w:semiHidden="1" w:unhideWhenUsed="1"/>
+    <w:lsdException w:name="List Number 5" w:semiHidden="1" w:unhideWhenUsed="1"/>
+    <w:lsdException w:name="Title" w:uiPriority="10" w:qFormat="1"/>
+    <w:lsdException w:name="Closing" w:semiHidden="1" w:unhideWhenUsed="1"/>
+    <w:lsdException w:name="Signature" w:semiHidden="1" w:unhideWhenUsed="1"/>
+    <w:lsdException w:name="Default Paragraph Font" w:semiHidden="1" w:uiPriority="1" w:unhideWhenUsed="1"/>
+    <w:lsdException w:name="Body Text" w:semiHidden="1" w:unhideWhenUsed="1"/>
+    <w:lsdException w:name="Body Text Indent" w:semiHidden="1" w:unhideWhenUsed="1"/>
+    <w:lsdException w:name="List Continue" w:semiHidden="1" w:unhideWhenUsed="1"/>
+    <w:lsdException w:name="List Continue 2" w:semiHidden="1" w:unhideWhenUsed="1"/>
+    <w:lsdException w:name="List Continue 3" w:semiHidden="1" w:unhideWhenUsed="1"/>
+    <w:lsdException w:name="List Continue 4" w:semiHidden="1" w:unhideWhenUsed="1"/>
+    <w:lsdException w:name="List Continue 5" w:semiHidden="1" w:unhideWhenUsed="1"/>
+    <w:lsdException w:name="Message Header" w:semiHidden="1" w:unhideWhenUsed="1"/>
+    <w:lsdException w:name="Subtitle" w:uiPriority="11" w:qFormat="1"/>
+    <w:lsdException w:name="Salutation" w:semiHidden="1" w:unhideWhenUsed="1"/>
+    <w:lsdException w:name="Date" w:semiHidden="1" w:unhideWhenUsed="1"/>
+    <w:lsdException w:name="Body Text First Indent" w:semiHidden="1" w:unhideWhenUsed="1"/>
+    <w:lsdException w:name="Body Text First Indent 2" w:semiHidden="1" w:unhideWhenUsed="1"/>
+    <w:lsdException w:name="Note Heading" w:semiHidden="1" w:unhideWhenUsed="1"/>
+    <w:lsdException w:name="Body Text 2" w:semiHidden="1" w:unhideWhenUsed="1"/>
+    <w:lsdException w:name="Body Text 3" w:semiHidden="1" w:unhideWhenUsed="1"/>
+    <w:lsdException w:name="Body Text Indent 2" w:semiHidden="1" w:unhideWhenUsed="1"/>
+    <w:lsdException w:name="Body Text Indent 3" w:semiHidden="1" w:unhideWhenUsed="1"/>
+    <w:lsdException w:name="Block Text" w:semiHidden="1" w:unhideWhenUsed="1"/>
+    <w:lsdException w:name="Hyperlink" w:semiHidden="1" w:unhideWhenUsed="1"/>
+    <w:lsdException w:name="FollowedHyperlink" w:semiHidden="1" w:unhideWhenUsed="1"/>
+    <w:lsdException w:name="Emphasis" w:uiPriority="20" w:qFormat="1"/>
+    <w:lsdException w:name="Document Map" w:semiHidden="1" w:unhideWhenUsed="1"/>
+    <w:lsdException w:name="Plain Text" w:semiHidden="1" w:unhideWhenUsed="1"/>
+    <w:lsdException w:name="E-mail Signature" w:semiHidden="1" w:unhideWhenUsed="1"/>
+    <w:lsdException w:name="HTML Top of Form" w:semiHidden="1" w:unhideWhenUsed="1"/>
+    <w:lsdException w:name="HTML Bottom of Form" w:semiHidden="1" w:unhideWhenUsed="1"/>
+    <w:lsdException w:name="Normal (Web)" w:semiHidden="1" w:unhideWhenUsed="1"/>
+    <w:lsdException w:name="HTML Acronym" w:semiHidden="1" w:unhideWhenUsed="1"/>
+    <w:lsdException w:name="HTML Address" w:semiHidden="1" w:unhideWhenUsed="1"/>
+    <w:lsdException w:name="HTML Cite" w:semiHidden="1" w:unhideWhenUsed="1"/>
+    <w:lsdException w:name="HTML Code" w:semiHidden="1" w:unhideWhenUsed="1"/>
+    <w:lsdException w:name="HTML Definition" w:semiHidden="1" w:unhideWhenUsed="1"/>
+    <w:lsdException w:name="HTML Keyboard" w:semiHidden="1" w:unhideWhenUsed="1"/>
+    <w:lsdException w:name="HTML Preformatted" w:semiHidden="1" w:unhideWhenUsed="1"/>
+    <w:lsdException w:name="HTML Sample" w:semiHidden="1" w:unhideWhenUsed="1"/>
+    <w:lsdException w:name="HTML Typewriter" w:semiHidden="1" w:unhideWhenUsed="1"/>
+    <w:lsdException w:name="HTML Variable" w:semiHidden="1" w:unhideWhenUsed="1"/>
+    <w:lsdException w:name="Normal Table" w:semiHidden="1" w:unhideWhenUsed="1"/>
+    <w:lsdException w:name="annotation subject" w:semiHidden="1" w:unhideWhenUsed="1"/>
+    <w:lsdException w:name="No List" w:semiHidden="1" w:unhideWhenUsed="1"/>
+    <w:lsdException w:name="Outline List 1" w:semiHidden="1" w:unhideWhenUsed="1"/>
+    <w:lsdException w:name="Outline List 2" w:semiHidden="1" w:unhideWhenUsed="1"/>
+    <w:lsdException w:name="Outline List 3" w:semiHidden="1" w:unhideWhenUsed="1"/>
+    <w:lsdException w:name="Table Simple 1" w:semiHidden="1" w:unhideWhenUsed="1"/>
+    <w:lsdException w:name="Table Simple 2" w:semiHidden="1" w:unhideWhenUsed="1"/>
+    <w:lsdException w:name="Table Simple 3" w:semiHidden="1" w:unhideWhenUsed="1"/>
+    <w:lsdException w:name="Table Classic 1" w:semiHidden="1" w:unhideWhenUsed="1"/>
+    <w:lsdException w:name="Table Classic 2" w:semiHidden="1" w:unhideWhenUsed="1"/>
+    <w:lsdException w:name="Table Classic 3" w:semiHidden="1" w:unhideWhenUsed="1"/>
+    <w:lsdException w:name="Table Classic 4" w:semiHidden="1" w:unhideWhenUsed="1"/>
+    <w:lsdException w:name="Table Colorful 1" w:semiHidden="1" w:unhideWhenUsed="1"/>
+    <w:lsdException w:name="Table Colorful 2" w:semiHidden="1" w:unhideWhenUsed="1"/>
+    <w:lsdException w:name="Table Colorful 3" w:semiHidden="1" w:unhideWhenUsed="1"/>
+    <w:lsdException w:name="Table Columns 1" w:semiHidden="1" w:unhideWhenUsed="1"/>
+    <w:lsdException w:name="Table Columns 2" w:semiHidden="1" w:unhideWhenUsed="1"/>
+    <w:lsdException w:name="Table Columns 3" w:semiHidden="1" w:unhideWhenUsed="1"/>
+    <w:lsdException w:name="Table Columns 4" w:semiHidden="1" w:unhideWhenUsed="1"/>
+    <w:lsdException w:name="Table Columns 5" w:semiHidden="1" w:unhideWhenUsed="1"/>
+    <w:lsdException w:name="Table Grid 1" w:semiHidden="1" w:unhideWhenUsed="1"/>
+    <w:lsdException w:name="Table Grid 2" w:semiHidden="1" w:unhideWhenUsed="1"/>
+    <w:lsdException w:name="Table Grid 3" w:semiHidden="1" w:unhideWhenUsed="1"/>
+    <w:lsdException w:name="Table Grid 4" w:semiHidden="1" w:unhideWhenUsed="1"/>
+    <w:lsdException w:name="Table Grid 5" w:semiHidden="1" w:unhideWhenUsed="1"/>
+    <w:lsdException w:name="Table Grid 6" w:semiHidden="1" w:unhideWhenUsed="1"/>
+    <w:lsdException w:name="Table Grid 7" w:semiHidden="1" w:unhideWhenUsed="1"/>
+    <w:lsdException w:name="Table Grid 8" w:semiHidden="1" w:unhideWhenUsed="1"/>
+    <w:lsdException w:name="Table List 1" w:semiHidden="1" w:unhideWhenUsed="1"/>
+    <w:lsdException w:name="Table List 2" w:semiHidden="1" w:unhideWhenUsed="1"/>
+    <w:lsdException w:name="Table List 3" w:semiHidden="1" w:unhideWhenUsed="1"/>
+    <w:lsdException w:name="Table List 4" w:semiHidden="1" w:unhideWhenUsed="1"/>
+    <w:lsdException w:name="Table List 5" w:semiHidden="1" w:unhideWhenUsed="1"/>
+    <w:lsdException w:name="Table List 6" w:semiHidden="1" w:unhideWhenUsed="1"/>
+    <w:lsdException w:name="Table List 7" w:semiHidden="1" w:unhideWhenUsed="1"/>
+    <w:lsdException w:name="Table List 8" w:semiHidden="1" w:unhideWhenUsed="1"/>
+    <w:lsdException w:name="Table 3D effects 1" w:semiHidden="1" w:unhideWhenUsed="1"/>
+    <w:lsdException w:name="Table 3D effects 2" w:semiHidden="1" w:unhideWhenUsed="1"/>
+    <w:lsdException w:name="Table 3D effects 3" w:semiHidden="1" w:unhideWhenUsed="1"/>
+    <w:lsdException w:name="Table Contemporary" w:semiHidden="1" w:unhideWhenUsed="1"/>
+    <w:lsdException w:name="Table Elegant" w:semiHidden="1" w:unhideWhenUsed="1"/>
+    <w:lsdException w:name="Table Professional" w:semiHidden="1" w:unhideWhenUsed="1"/>
+    <w:lsdException w:name="Table Subtle 1" w:semiHidden="1" w:unhideWhenUsed="1"/>
+    <w:lsdException w:name="Table Subtle 2" w:semiHidden="1" w:unhideWhenUsed="1"/>
+    <w:lsdException w:name="Table Web 1" w:semiHidden="1" w:unhideWhenUsed="1"/>
+    <w:lsdException w:name="Table Web 2" w:semiHidden="1" w:unhideWhenUsed="1"/>
+    <w:lsdException w:name="Table Web 3" w:semiHidden="1" w:unhideWhenUsed="1"/>
+    <w:lsdException w:name="Balloon Text" w:semiHidden="1" w:unhideWhenUsed="1"/>
+    <w:lsdException w:name="Table Grid" w:semiHidden="1" w:uiPriority="59" w:unhideWhenUsed="1"/>
+    <w:lsdException w:name="Table Theme" w:semiHidden="1" w:unhideWhenUsed="1"/>
+    <w:lsdException w:name="Placeholder Text" w:semiHidden="1" w:unhideWhenUsed="1"/>
+    <w:lsdException w:name="No Spacing" w:semiHidden="1" w:unhideWhenUsed="1"/>
+    <w:lsdException w:name="Light Shading"/>
+    <w:lsdException w:name="Light List"/>
+    <w:lsdException w:name="Light Grid"/>
+    <w:lsdException w:name="Medium Shading 1"/>
+    <w:lsdException w:name="Medium Shading 2"/>
+    <w:lsdException w:name="Medium List 1"/>
+    <w:lsdException w:name="Medium List 2"/>
+    <w:lsdException w:name="Medium Grid 1"/>
+    <w:lsdException w:name="Medium Grid 2"/>
+    <w:lsdException w:name="Medium Grid 3"/>
+    <w:lsdException w:name="Dark List"/>
+    <w:lsdException w:name="Colorful Shading"/>
+    <w:lsdException w:name="Colorful List"/>
+    <w:lsdException w:name="Colorful Grid"/>
+    <w:lsdException w:name="Light Shading Accent 1"/>
+    <w:lsdException w:name="Light List Accent 1"/>
+    <w:lsdException w:name="Light Grid Accent 1"/>
+    <w:lsdException w:name="Medium Shading 1 Accent 1"/>
+    <w:lsdException w:name="Medium Shading 2 Accent 1"/>
+    <w:lsdException w:name="Medium List 1 Accent 1"/>
+    <w:lsdException w:name="Revision" w:semiHidden="1"/>
+    <w:lsdException w:name="Medium List 2 Accent 1"/>
+    <w:lsdException w:name="Medium Grid 1 Accent 1"/>
+    <w:lsdException w:name="Medium Grid 2 Accent 1"/>
+    <w:lsdException w:name="Medium Grid 3 Accent 1"/>
+    <w:lsdException w:name="Dark List Accent 1"/>
+    <w:lsdException w:name="Colorful Shading Accent 1"/>
+    <w:lsdException w:name="Colorful List Accent 1"/>
+    <w:lsdException w:name="Colorful Grid Accent 1"/>
+    <w:lsdException w:name="Light Shading Accent 2"/>
+    <w:lsdException w:name="Light List Accent 2"/>
+    <w:lsdException w:name="Light Grid Accent 2"/>
+    <w:lsdException w:name="Medium Shading 1 Accent 2"/>
+    <w:lsdException w:name="Medium Shading 2 Accent 2"/>
+    <w:lsdException w:name="Medium List 1 Accent 2"/>
+    <w:lsdException w:name="Medium List 2 Accent 2"/>
+    <w:lsdException w:name="Medium Grid 1 Accent 2"/>
+    <w:lsdException w:name="Medium Grid 2 Accent 2"/>
+    <w:lsdException w:name="Medium Grid 3 Accent 2"/>
+    <w:lsdException w:name="Dark List Accent 2"/>
+    <w:lsdException w:name="Colorful Shading Accent 2"/>
+    <w:lsdException w:name="Colorful List Accent 2"/>
+    <w:lsdException w:name="Colorful Grid Accent 2"/>
+    <w:lsdException w:name="Light Shading Accent 3"/>
+    <w:lsdException w:name="Light List Accent 3"/>
+    <w:lsdException w:name="Light Grid Accent 3"/>
+    <w:lsdException w:name="Medium Shading 1 Accent 3"/>
+    <w:lsdException w:name="Medium Shading 2 Accent 3"/>
+    <w:lsdException w:name="Medium List 1 Accent 3"/>
+    <w:lsdException w:name="Medium List 2 Accent 3"/>
+    <w:lsdException w:name="Medium Grid 1 Accent 3"/>
+    <w:lsdException w:name="Medium Grid 2 Accent 3"/>
+    <w:lsdException w:name="Medium Grid 3 Accent 3"/>
+    <w:lsdException w:name="Dark List Accent 3"/>
+    <w:lsdException w:name="Colorful Shading Accent 3"/>
+    <w:lsdException w:name="Colorful List Accent 3"/>
+    <w:lsdException w:name="Colorful Grid Accent 3"/>
+    <w:lsdException w:name="Light Shading Accent 4"/>
+    <w:lsdException w:name="Light List Accent 4"/>
+    <w:lsdException w:name="Light Grid Accent 4"/>
+    <w:lsdException w:name="Medium Shading 1 Accent 4"/>
+    <w:lsdException w:name="Medium Shading 2 Accent 4"/>
+    <w:lsdException w:name="Medium List 1 Accent 4"/>
+    <w:lsdException w:name="Medium List 2 Accent 4"/>
+    <w:lsdException w:name="Medium Grid 1 Accent 4"/>
+    <w:lsdException w:name="Medium Grid 2 Accent 4"/>
+    <w:lsdException w:name="Medium Grid 3 Accent 4"/>
+    <w:lsdException w:name="Dark List Accent 4"/>
+    <w:lsdException w:name="Colorful Shading Accent 4"/>
+    <w:lsdException w:name="Colorful List Accent 4"/>
+    <w:lsdException w:name="Colorful Grid Accent 4"/>
+    <w:lsdException w:name="Light Shading Accent 5"/>
+    <w:lsdException w:name="Light List Accent 5"/>
+    <w:lsdException w:name="Light Grid Accent 5"/>
+    <w:lsdException w:name="Medium Shading 1 Accent 5"/>
+    <w:lsdException w:name="Medium Shading 2 Accent 5"/>
+    <w:lsdException w:name="Medium List 1 Accent 5"/>
+    <w:lsdException w:name="Medium List 2 Accent 5"/>
+    <w:lsdException w:name="Medium Grid 1 Accent 5"/>
+    <w:lsdException w:name="Medium Grid 2 Accent 5"/>
+    <w:lsdException w:name="Medium Grid 3 Accent 5"/>
+    <w:lsdException w:name="Dark List Accent 5"/>
+    <w:lsdException w:name="Colorful Shading Accent 5"/>
+    <w:lsdException w:name="Colorful List Accent 5"/>
+    <w:lsdException w:name="Colorful Grid Accent 5"/>
+    <w:lsdException w:name="Light Shading Accent 6"/>
+    <w:lsdException w:name="Light List Accent 6"/>
+    <w:lsdException w:name="Light Grid Accent 6"/>
+    <w:lsdException w:name="Medium Shading 1 Accent 6"/>
+    <w:lsdException w:name="Medium Shading 2 Accent 6"/>
+    <w:lsdException w:name="Medium List 1 Accent 6"/>
+    <w:lsdException w:name="Medium List 2 Accent 6"/>
+    <w:lsdException w:name="Medium Grid 1 Accent 6"/>
+    <w:lsdException w:name="Medium Grid 2 Accent 6"/>
+    <w:lsdException w:name="Medium Grid 3 Accent 6"/>
+    <w:lsdException w:name="Dark List Accent 6"/>
+    <w:lsdException w:name="Colorful Shading Accent 6"/>
+    <w:lsdException w:name="Colorful List Accent 6"/>
+    <w:lsdException w:name="Colorful Grid Accent 6"/>
+    <w:lsdException w:name="Subtle Reference" w:semiHidden="1" w:unhideWhenUsed="1"/>
+    <w:lsdException w:name="Intense Reference" w:semiHidden="1" w:unhideWhenUsed="1"/>
+    <w:lsdException w:name="Book Title" w:semiHidden="1" w:unhideWhenUsed="1"/>
+    <w:lsdException w:name="Bibliography" w:semiHidden="1" w:unhideWhenUsed="1"/>
+    <w:lsdException w:name="TOC Heading" w:semiHidden="1" w:unhideWhenUsed="1"/>
+    <w:lsdException w:name="Plain Table 1" w:uiPriority="41"/>
+    <w:lsdException w:name="Plain Table 2" w:uiPriority="42"/>
+    <w:lsdException w:name="Plain Table 3" w:uiPriority="43"/>
+    <w:lsdException w:name="Plain Table 4" w:uiPriority="44"/>
+    <w:lsdException w:name="Plain Table 5" w:uiPriority="45"/>
+    <w:lsdException w:name="Grid Table Light" w:uiPriority="40"/>
+    <w:lsdException w:name="Grid Table 1 Light" w:uiPriority="46"/>
+    <w:lsdException w:name="Grid Table 2" w:uiPriority="47"/>
+    <w:lsdException w:name="Grid Table 3" w:uiPriority="48"/>
+    <w:lsdException w:name="Grid Table 4" w:uiPriority="49"/>
+    <w:lsdException w:name="Grid Table 5 Dark" w:uiPriority="50"/>
+    <w:lsdException w:name="Grid Table 6 Colorful" w:uiPriority="51"/>
+    <w:lsdException w:name="Grid Table 7 Colorful" w:uiPriority="52"/>
+    <w:lsdException w:name="Grid Table 1 Light Accent 1" w:uiPriority="46"/>
+    <w:lsdException w:name="Grid Table 2 Accent 1" w:uiPriority="47"/>
+    <w:lsdException w:name="Grid Table 3 Accent 1" w:uiPriority="48"/>
+    <w:lsdException w:name="Grid Table 4 Accent 1" w:uiPriority="49"/>
+    <w:lsdException w:name="Grid Table 5 Dark Accent 1" w:uiPriority="50"/>
+    <w:lsdException w:name="Grid Table 6 Colorful Accent 1" w:uiPriority="51"/>
+    <w:lsdException w:name="Grid Table 7 Colorful Accent 1" w:uiPriority="52"/>
+    <w:lsdException w:name="Grid Table 1 Light Accent 2" w:uiPriority="46"/>
+    <w:lsdException w:name="Grid Table 2 Accent 2" w:uiPriority="47"/>
+    <w:lsdException w:name="Grid Table 3 Accent 2" w:uiPriority="48"/>
+    <w:lsdException w:name="Grid Table 4 Accent 2" w:uiPriority="49"/>
+    <w:lsdException w:name="Grid Table 5 Dark Accent 2" w:uiPriority="50"/>
+    <w:lsdException w:name="Grid Table 6 Colorful Accent 2" w:uiPriority="51"/>
+    <w:lsdException w:name="Grid Table 7 Colorful Accent 2" w:uiPriority="52"/>
+    <w:lsdException w:name="Grid Table 1 Light Accent 3" w:uiPriority="46"/>
+    <w:lsdException w:name="Grid Table 2 Accent 3" w:uiPriority="47"/>
+    <w:lsdException w:name="Grid Table 3 Accent 3" w:uiPriority="48"/>
+    <w:lsdException w:name="Grid Table 4 Accent 3" w:uiPriority="49"/>
+    <w:lsdException w:name="Grid Table 5 Dark Accent 3" w:uiPriority="50"/>
+    <w:lsdException w:name="Grid Table 6 Colorful Accent 3" w:uiPriority="51"/>
+    <w:lsdException w:name="Grid Table 7 Colorful Accent 3" w:uiPriority="52"/>
+    <w:lsdException w:name="Grid Table 1 Light Accent 4" w:uiPriority="46"/>
+    <w:lsdException w:name="Grid Table 2 Accent 4" w:uiPriority="47"/>
+    <w:lsdException w:name="Grid Table 3 Accent 4" w:uiPriority="48"/>
+    <w:lsdException w:name="Grid Table 4 Accent 4" w:uiPriority="49"/>
+    <w:lsdException w:name="Grid Table 5 Dark Accent 4" w:uiPriority="50"/>
+    <w:lsdException w:name="Grid Table 6 Colorful Accent 4" w:uiPriority="51"/>
+    <w:lsdException w:name="Grid Table 7 Colorful Accent 4" w:uiPriority="52"/>
+    <w:lsdException w:name="Grid Table 1 Light Accent 5" w:uiPriority="46"/>
+    <w:lsdException w:name="Grid Table 2 Accent 5" w:uiPriority="47"/>
+    <w:lsdException w:name="Grid Table 3 Accent 5" w:uiPriority="48"/>
+    <w:lsdException w:name="Grid Table 4 Accent 5" w:uiPriority="49"/>
+    <w:lsdException w:name="Grid Table 5 Dark Accent 5" w:uiPriority="50"/>
+    <w:lsdException w:name="Grid Table 6 Colorful Accent 5" w:uiPriority="51"/>
+    <w:lsdException w:name="Grid Table 7 Colorful Accent 5" w:uiPriority="52"/>
+    <w:lsdException w:name="Grid Table 1 Light Accent 6" w:uiPriority="46"/>
+    <w:lsdException w:name="Grid Table 2 Accent 6" w:uiPriority="47"/>
+    <w:lsdException w:name="Grid Table 3 Accent 6" w:uiPriority="48"/>
+    <w:lsdException w:name="Grid Table 4 Accent 6" w:uiPriority="49"/>
+    <w:lsdException w:name="Grid Table 5 Dark Accent 6" w:uiPriority="50"/>
+    <w:lsdException w:name="Grid Table 6 Colorful Accent 6" w:uiPriority="51"/>
+    <w:lsdException w:name="Grid Table 7 Colorful Accent 6" w:uiPriority="52"/>
+    <w:lsdException w:name="List Table 1 Light" w:uiPriority="46"/>
+    <w:lsdException w:name="List Table 2" w:uiPriority="47"/>
+    <w:lsdException w:name="List Table 3" w:uiPriority="48"/>
+    <w:lsdException w:name="List Table 4" w:uiPriority="49"/>
+    <w:lsdException w:name="List Table 5 Dark" w:uiPriority="50"/>
+    <w:lsdException w:name="List Table 6 Colorful" w:uiPriority="51"/>
+    <w:lsdException w:name="List Table 7 Colorful" w:uiPriority="52"/>
+    <w:lsdException w:name="List Table 1 Light Accent 1" w:uiPriority="46"/>
+    <w:lsdException w:name="List Table 2 Accent 1" w:uiPriority="47"/>
+    <w:lsdException w:name="List Table 3 Accent 1" w:uiPriority="48"/>
+    <w:lsdException w:name="List Table 4 Accent 1" w:uiPriority="49"/>
+    <w:lsdException w:name="List Table 5 Dark Accent 1" w:uiPriority="50"/>
+    <w:lsdException w:name="List Table 6 Colorful Accent 1" w:uiPriority="51"/>
+    <w:lsdException w:name="List Table 7 Colorful Accent 1" w:uiPriority="52"/>
+    <w:lsdException w:name="List Table 1 Light Accent 2" w:uiPriority="46"/>
+    <w:lsdException w:name="List Table 2 Accent 2" w:uiPriority="47"/>
+    <w:lsdException w:name="List Table 3 Accent 2" w:uiPriority="48"/>
+    <w:lsdException w:name="List Table 4 Accent 2" w:uiPriority="49"/>
+    <w:lsdException w:name="List Table 5 Dark Accent 2" w:uiPriority="50"/>
+    <w:lsdException w:name="List Table 6 Colorful Accent 2" w:uiPriority="51"/>
+    <w:lsdException w:name="List Table 7 Colorful Accent 2" w:uiPriority="52"/>
+    <w:lsdException w:name="List Table 1 Light Accent 3" w:uiPriority="46"/>
+    <w:lsdException w:name="List Table 2 Accent 3" w:uiPriority="47"/>
+    <w:lsdException w:name="List Table 3 Accent 3" w:uiPriority="48"/>
+    <w:lsdException w:name="List Table 4 Accent 3" w:uiPriority="49"/>
+    <w:lsdException w:name="List Table 5 Dark Accent 3" w:uiPriority="50"/>
+    <w:lsdException w:name="List Table 6 Colorful Accent 3" w:uiPriority="51"/>
+    <w:lsdException w:name="List Table 7 Colorful Accent 3" w:uiPriority="52"/>
+    <w:lsdException w:name="List Table 1 Light Accent 4" w:uiPriority="46"/>
+    <w:lsdException w:name="List Table 2 Accent 4" w:uiPriority="47"/>
+    <w:lsdException w:name="List Table 3 Accent 4" w:uiPriority="48"/>
+    <w:lsdException w:name="List Table 4 Accent 4" w:uiPriority="49"/>
+    <w:lsdException w:name="List Table 5 Dark Accent 4" w:uiPriority="50"/>
+    <w:lsdException w:name="List Table 6 Colorful Accent 4" w:uiPriority="51"/>
+    <w:lsdException w:name="List Table 7 Colorful Accent 4" w:uiPriority="52"/>
+    <w:lsdException w:name="List Table 1 Light Accent 5" w:uiPriority="46"/>
+    <w:lsdException w:name="List Table 2 Accent 5" w:uiPriority="47"/>
+    <w:lsdException w:name="List Table 3 Accent 5" w:uiPriority="48"/>
+    <w:lsdException w:name="List Table 4 Accent 5" w:uiPriority="49"/>
+    <w:lsdException w:name="List Table 5 Dark Accent 5" w:uiPriority="50"/>
+    <w:lsdException w:name="List Table 6 Colorful Accent 5" w:uiPriority="51"/>
+    <w:lsdException w:name="List Table 7 Colorful Accent 5" w:uiPriority="52"/>
+    <w:lsdException w:name="List Table 1 Light Accent 6" w:uiPriority="46"/>
+    <w:lsdException w:name="List Table 2 Accent 6" w:uiPriority="47"/>
+    <w:lsdException w:name="List Table 3 Accent 6" w:uiPriority="48"/>
+    <w:lsdException w:name="List Table 4 Accent 6" w:uiPriority="49"/>
+    <w:lsdException w:name="List Table 5 Dark Accent 6" w:uiPriority="50"/>
+    <w:lsdException w:name="List Table 6 Colorful Accent 6" w:uiPriority="51"/>
+    <w:lsdException w:name="List Table 7 Colorful Accent 6" w:uiPriority="52"/>
+    <w:lsdException w:name="Mention" w:semiHidden="1" w:unhideWhenUsed="1"/>
+    <w:lsdException w:name="Smart Hyperlink" w:semiHidden="1" w:unhideWhenUsed="1"/>
+    <w:lsdException w:name="Hashtag" w:semiHidden="1" w:unhideWhenUsed="1"/>
+    <w:lsdException w:name="Unresolved Mention" w:semiHidden="1" w:unhideWhenUsed="1"/>
+    <w:lsdException w:name="Smart Link" w:semiHidden="1" w:unhideWhenUsed="1"/>
   </w:latentStyles>
-  <w:style w:type="paragraph" w:styleId="Normal" w:default="true">
+  <w:style w:type="paragraph" w:default="1" w:styleId="Normal">
     <w:name w:val="Normal"/>
     <w:qFormat/>
     <w:rsid w:val="004A3277"/>
   </w:style>
-  <w:style w:type="paragraph" w:styleId="Heading1">
+  <w:style w:type="paragraph" w:styleId="Ttulo1">
     <w:name w:val="heading 1"/>
     <w:basedOn w:val="Normal"/>
     <w:next w:val="Normal"/>
-    <w:link w:val="Heading1Char"/>
+    <w:link w:val="Ttulo1Car"/>
     <w:uiPriority w:val="9"/>
     <w:qFormat/>
     <w:rsid w:val="00841CD9"/>
@@ -108,19 +778,19 @@
       <w:outlineLvl w:val="0"/>
     </w:pPr>
     <w:rPr>
-      <w:rFonts w:asciiTheme="majorHAnsi" w:hAnsiTheme="majorHAnsi" w:eastAsiaTheme="majorEastAsia" w:cstheme="majorBidi"/>
+      <w:rFonts w:asciiTheme="majorHAnsi" w:eastAsiaTheme="majorEastAsia" w:hAnsiTheme="majorHAnsi" w:cstheme="majorBidi"/>
       <w:b/>
       <w:bCs/>
-      <w:color w:val="365F91" w:themeColor="accent1" w:themeShade="BF"/>
+      <w:color w:val="2F5496" w:themeColor="accent1" w:themeShade="BF"/>
       <w:sz w:val="28"/>
       <w:szCs w:val="28"/>
     </w:rPr>
   </w:style>
-  <w:style w:type="paragraph" w:styleId="Heading2">
+  <w:style w:type="paragraph" w:styleId="Ttulo2">
     <w:name w:val="heading 2"/>
     <w:basedOn w:val="Normal"/>
     <w:next w:val="Normal"/>
-    <w:link w:val="Heading2Char"/>
+    <w:link w:val="Ttulo2Car"/>
     <w:uiPriority w:val="9"/>
     <w:unhideWhenUsed/>
     <w:qFormat/>
@@ -132,19 +802,19 @@
       <w:outlineLvl w:val="1"/>
     </w:pPr>
     <w:rPr>
-      <w:rFonts w:asciiTheme="majorHAnsi" w:hAnsiTheme="majorHAnsi" w:eastAsiaTheme="majorEastAsia" w:cstheme="majorBidi"/>
+      <w:rFonts w:asciiTheme="majorHAnsi" w:eastAsiaTheme="majorEastAsia" w:hAnsiTheme="majorHAnsi" w:cstheme="majorBidi"/>
       <w:b/>
       <w:bCs/>
-      <w:color w:val="4F81BD" w:themeColor="accent1"/>
+      <w:color w:val="4472C4" w:themeColor="accent1"/>
       <w:sz w:val="26"/>
       <w:szCs w:val="26"/>
     </w:rPr>
   </w:style>
-  <w:style w:type="paragraph" w:styleId="Heading3">
+  <w:style w:type="paragraph" w:styleId="Ttulo3">
     <w:name w:val="heading 3"/>
     <w:basedOn w:val="Normal"/>
     <w:next w:val="Normal"/>
-    <w:link w:val="Heading3Char"/>
+    <w:link w:val="Ttulo3Car"/>
     <w:uiPriority w:val="9"/>
     <w:unhideWhenUsed/>
     <w:qFormat/>
@@ -156,17 +826,17 @@
       <w:outlineLvl w:val="2"/>
     </w:pPr>
     <w:rPr>
-      <w:rFonts w:asciiTheme="majorHAnsi" w:hAnsiTheme="majorHAnsi" w:eastAsiaTheme="majorEastAsia" w:cstheme="majorBidi"/>
+      <w:rFonts w:asciiTheme="majorHAnsi" w:eastAsiaTheme="majorEastAsia" w:hAnsiTheme="majorHAnsi" w:cstheme="majorBidi"/>
       <w:b/>
       <w:bCs/>
-      <w:color w:val="4F81BD" w:themeColor="accent1"/>
+      <w:color w:val="4472C4" w:themeColor="accent1"/>
     </w:rPr>
   </w:style>
-  <w:style w:type="paragraph" w:styleId="Heading4">
+  <w:style w:type="paragraph" w:styleId="Ttulo4">
     <w:name w:val="heading 4"/>
     <w:basedOn w:val="Normal"/>
     <w:next w:val="Normal"/>
-    <w:link w:val="Heading4Char"/>
+    <w:link w:val="Ttulo4Car"/>
     <w:uiPriority w:val="9"/>
     <w:unhideWhenUsed/>
     <w:qFormat/>
@@ -178,24 +848,45 @@
       <w:outlineLvl w:val="3"/>
     </w:pPr>
     <w:rPr>
-      <w:rFonts w:asciiTheme="majorHAnsi" w:hAnsiTheme="majorHAnsi" w:eastAsiaTheme="majorEastAsia" w:cstheme="majorBidi"/>
+      <w:rFonts w:asciiTheme="majorHAnsi" w:eastAsiaTheme="majorEastAsia" w:hAnsiTheme="majorHAnsi" w:cstheme="majorBidi"/>
       <w:b/>
       <w:bCs/>
       <w:i/>
       <w:iCs/>
-      <w:color w:val="4F81BD" w:themeColor="accent1"/>
+      <w:color w:val="4472C4" w:themeColor="accent1"/>
     </w:rPr>
   </w:style>
-  <w:style w:type="character" w:styleId="DefaultParagraphFont" w:default="true">
+  <w:style w:type="character" w:default="1" w:styleId="Fuentedeprrafopredeter">
     <w:name w:val="Default Paragraph Font"/>
     <w:uiPriority w:val="1"/>
     <w:semiHidden/>
     <w:unhideWhenUsed/>
   </w:style>
-  <w:style w:type="paragraph" w:styleId="Header">
+  <w:style w:type="table" w:default="1" w:styleId="Tablanormal">
+    <w:name w:val="Normal Table"/>
+    <w:uiPriority w:val="99"/>
+    <w:semiHidden/>
+    <w:unhideWhenUsed/>
+    <w:tblPr>
+      <w:tblInd w:w="0" w:type="dxa"/>
+      <w:tblCellMar>
+        <w:top w:w="0" w:type="dxa"/>
+        <w:left w:w="108" w:type="dxa"/>
+        <w:bottom w:w="0" w:type="dxa"/>
+        <w:right w:w="108" w:type="dxa"/>
+      </w:tblCellMar>
+    </w:tblPr>
+  </w:style>
+  <w:style w:type="numbering" w:default="1" w:styleId="Sinlista">
+    <w:name w:val="No List"/>
+    <w:uiPriority w:val="99"/>
+    <w:semiHidden/>
+    <w:unhideWhenUsed/>
+  </w:style>
+  <w:style w:type="paragraph" w:styleId="Encabezado">
     <w:name w:val="header"/>
     <w:basedOn w:val="Normal"/>
-    <w:link w:val="HeaderChar"/>
+    <w:link w:val="EncabezadoCar"/>
     <w:uiPriority w:val="99"/>
     <w:unhideWhenUsed/>
     <w:rsid w:val="00841CD9"/>
@@ -206,72 +897,72 @@
       </w:tabs>
     </w:pPr>
   </w:style>
-  <w:style w:type="character" w:styleId="HeaderChar" w:customStyle="true">
-    <w:name w:val="Header Char"/>
-    <w:basedOn w:val="DefaultParagraphFont"/>
-    <w:link w:val="Header"/>
+  <w:style w:type="character" w:customStyle="1" w:styleId="EncabezadoCar">
+    <w:name w:val="Encabezado Car"/>
+    <w:basedOn w:val="Fuentedeprrafopredeter"/>
+    <w:link w:val="Encabezado"/>
     <w:uiPriority w:val="99"/>
     <w:rsid w:val="00841CD9"/>
   </w:style>
-  <w:style w:type="character" w:styleId="Heading1Char" w:customStyle="true">
-    <w:name w:val="Heading 1 Char"/>
-    <w:basedOn w:val="DefaultParagraphFont"/>
-    <w:link w:val="Heading1"/>
+  <w:style w:type="character" w:customStyle="1" w:styleId="Ttulo1Car">
+    <w:name w:val="Título 1 Car"/>
+    <w:basedOn w:val="Fuentedeprrafopredeter"/>
+    <w:link w:val="Ttulo1"/>
     <w:uiPriority w:val="9"/>
     <w:rsid w:val="00841CD9"/>
     <w:rPr>
-      <w:rFonts w:asciiTheme="majorHAnsi" w:hAnsiTheme="majorHAnsi" w:eastAsiaTheme="majorEastAsia" w:cstheme="majorBidi"/>
+      <w:rFonts w:asciiTheme="majorHAnsi" w:eastAsiaTheme="majorEastAsia" w:hAnsiTheme="majorHAnsi" w:cstheme="majorBidi"/>
       <w:b/>
       <w:bCs/>
-      <w:color w:val="365F91" w:themeColor="accent1" w:themeShade="BF"/>
+      <w:color w:val="2F5496" w:themeColor="accent1" w:themeShade="BF"/>
       <w:sz w:val="28"/>
       <w:szCs w:val="28"/>
     </w:rPr>
   </w:style>
-  <w:style w:type="character" w:styleId="Heading2Char" w:customStyle="true">
-    <w:name w:val="Heading 2 Char"/>
-    <w:basedOn w:val="DefaultParagraphFont"/>
-    <w:link w:val="Heading2"/>
+  <w:style w:type="character" w:customStyle="1" w:styleId="Ttulo2Car">
+    <w:name w:val="Título 2 Car"/>
+    <w:basedOn w:val="Fuentedeprrafopredeter"/>
+    <w:link w:val="Ttulo2"/>
     <w:uiPriority w:val="9"/>
     <w:rsid w:val="00841CD9"/>
     <w:rPr>
-      <w:rFonts w:asciiTheme="majorHAnsi" w:hAnsiTheme="majorHAnsi" w:eastAsiaTheme="majorEastAsia" w:cstheme="majorBidi"/>
+      <w:rFonts w:asciiTheme="majorHAnsi" w:eastAsiaTheme="majorEastAsia" w:hAnsiTheme="majorHAnsi" w:cstheme="majorBidi"/>
       <w:b/>
       <w:bCs/>
-      <w:color w:val="4F81BD" w:themeColor="accent1"/>
+      <w:color w:val="4472C4" w:themeColor="accent1"/>
       <w:sz w:val="26"/>
       <w:szCs w:val="26"/>
     </w:rPr>
   </w:style>
-  <w:style w:type="character" w:styleId="Heading3Char" w:customStyle="true">
-    <w:name w:val="Heading 3 Char"/>
-    <w:basedOn w:val="DefaultParagraphFont"/>
-    <w:link w:val="Heading3"/>
+  <w:style w:type="character" w:customStyle="1" w:styleId="Ttulo3Car">
+    <w:name w:val="Título 3 Car"/>
+    <w:basedOn w:val="Fuentedeprrafopredeter"/>
+    <w:link w:val="Ttulo3"/>
     <w:uiPriority w:val="9"/>
     <w:rsid w:val="00841CD9"/>
     <w:rPr>
-      <w:rFonts w:asciiTheme="majorHAnsi" w:hAnsiTheme="majorHAnsi" w:eastAsiaTheme="majorEastAsia" w:cstheme="majorBidi"/>
+      <w:rFonts w:asciiTheme="majorHAnsi" w:eastAsiaTheme="majorEastAsia" w:hAnsiTheme="majorHAnsi" w:cstheme="majorBidi"/>
       <w:b/>
       <w:bCs/>
-      <w:color w:val="4F81BD" w:themeColor="accent1"/>
+      <w:color w:val="4472C4" w:themeColor="accent1"/>
     </w:rPr>
   </w:style>
-  <w:style w:type="character" w:styleId="Heading4Char" w:customStyle="true">
-    <w:name w:val="Heading 4 Char"/>
-    <w:basedOn w:val="DefaultParagraphFont"/>
-    <w:link w:val="Heading4"/>
+  <w:style w:type="character" w:customStyle="1" w:styleId="Ttulo4Car">
+    <w:name w:val="Título 4 Car"/>
+    <w:basedOn w:val="Fuentedeprrafopredeter"/>
+    <w:link w:val="Ttulo4"/>
     <w:uiPriority w:val="9"/>
     <w:rsid w:val="00841CD9"/>
     <w:rPr>
-      <w:rFonts w:asciiTheme="majorHAnsi" w:hAnsiTheme="majorHAnsi" w:eastAsiaTheme="majorEastAsia" w:cstheme="majorBidi"/>
+      <w:rFonts w:asciiTheme="majorHAnsi" w:eastAsiaTheme="majorEastAsia" w:hAnsiTheme="majorHAnsi" w:cstheme="majorBidi"/>
       <w:b/>
       <w:bCs/>
       <w:i/>
       <w:iCs/>
-      <w:color w:val="4F81BD" w:themeColor="accent1"/>
+      <w:color w:val="4472C4" w:themeColor="accent1"/>
     </w:rPr>
   </w:style>
-  <w:style w:type="paragraph" w:styleId="NormalIndent">
+  <w:style w:type="paragraph" w:styleId="Sangranormal">
     <w:name w:val="Normal Indent"/>
     <w:basedOn w:val="Normal"/>
     <w:uiPriority w:val="99"/>
@@ -281,11 +972,11 @@
       <w:ind w:left="720"/>
     </w:pPr>
   </w:style>
-  <w:style w:type="paragraph" w:styleId="Subtitle">
+  <w:style w:type="paragraph" w:styleId="Subttulo">
     <w:name w:val="Subtitle"/>
     <w:basedOn w:val="Normal"/>
     <w:next w:val="Normal"/>
-    <w:link w:val="SubtitleChar"/>
+    <w:link w:val="SubttuloCar"/>
     <w:uiPriority w:val="11"/>
     <w:qFormat/>
     <w:rsid w:val="00841CD9"/>
@@ -296,73 +987,73 @@
       <w:ind w:left="86"/>
     </w:pPr>
     <w:rPr>
-      <w:rFonts w:asciiTheme="majorHAnsi" w:hAnsiTheme="majorHAnsi" w:eastAsiaTheme="majorEastAsia" w:cstheme="majorBidi"/>
+      <w:rFonts w:asciiTheme="majorHAnsi" w:eastAsiaTheme="majorEastAsia" w:hAnsiTheme="majorHAnsi" w:cstheme="majorBidi"/>
       <w:i/>
       <w:iCs/>
-      <w:color w:val="4F81BD" w:themeColor="accent1"/>
+      <w:color w:val="4472C4" w:themeColor="accent1"/>
       <w:spacing w:val="15"/>
       <w:sz w:val="24"/>
       <w:szCs w:val="24"/>
     </w:rPr>
   </w:style>
-  <w:style w:type="character" w:styleId="SubtitleChar" w:customStyle="true">
-    <w:name w:val="Subtitle Char"/>
-    <w:basedOn w:val="DefaultParagraphFont"/>
-    <w:link w:val="Subtitle"/>
+  <w:style w:type="character" w:customStyle="1" w:styleId="SubttuloCar">
+    <w:name w:val="Subtítulo Car"/>
+    <w:basedOn w:val="Fuentedeprrafopredeter"/>
+    <w:link w:val="Subttulo"/>
     <w:uiPriority w:val="11"/>
     <w:rsid w:val="00841CD9"/>
     <w:rPr>
-      <w:rFonts w:asciiTheme="majorHAnsi" w:hAnsiTheme="majorHAnsi" w:eastAsiaTheme="majorEastAsia" w:cstheme="majorBidi"/>
+      <w:rFonts w:asciiTheme="majorHAnsi" w:eastAsiaTheme="majorEastAsia" w:hAnsiTheme="majorHAnsi" w:cstheme="majorBidi"/>
       <w:i/>
       <w:iCs/>
-      <w:color w:val="4F81BD" w:themeColor="accent1"/>
+      <w:color w:val="4472C4" w:themeColor="accent1"/>
       <w:spacing w:val="15"/>
       <w:sz w:val="24"/>
       <w:szCs w:val="24"/>
     </w:rPr>
   </w:style>
-  <w:style w:type="paragraph" w:styleId="Title">
+  <w:style w:type="paragraph" w:styleId="Ttulo">
     <w:name w:val="Title"/>
     <w:basedOn w:val="Normal"/>
     <w:next w:val="Normal"/>
-    <w:link w:val="TitleChar"/>
+    <w:link w:val="TtuloCar"/>
     <w:uiPriority w:val="10"/>
     <w:qFormat/>
     <w:rsid w:val="00841CD9"/>
     <w:pPr>
       <w:pBdr>
-        <w:bottom w:val="single" w:color="4F81BD" w:themeColor="accent1" w:sz="8" w:space="4"/>
+        <w:bottom w:val="single" w:sz="8" w:space="4" w:color="4472C4" w:themeColor="accent1"/>
       </w:pBdr>
       <w:spacing w:after="300"/>
       <w:contextualSpacing/>
     </w:pPr>
     <w:rPr>
-      <w:rFonts w:asciiTheme="majorHAnsi" w:hAnsiTheme="majorHAnsi" w:eastAsiaTheme="majorEastAsia" w:cstheme="majorBidi"/>
-      <w:color w:val="17365D" w:themeColor="text2" w:themeShade="BF"/>
+      <w:rFonts w:asciiTheme="majorHAnsi" w:eastAsiaTheme="majorEastAsia" w:hAnsiTheme="majorHAnsi" w:cstheme="majorBidi"/>
+      <w:color w:val="323E4F" w:themeColor="text2" w:themeShade="BF"/>
       <w:spacing w:val="5"/>
       <w:kern w:val="28"/>
       <w:sz w:val="52"/>
       <w:szCs w:val="52"/>
     </w:rPr>
   </w:style>
-  <w:style w:type="character" w:styleId="TitleChar" w:customStyle="true">
-    <w:name w:val="Title Char"/>
-    <w:basedOn w:val="DefaultParagraphFont"/>
-    <w:link w:val="Title"/>
+  <w:style w:type="character" w:customStyle="1" w:styleId="TtuloCar">
+    <w:name w:val="Título Car"/>
+    <w:basedOn w:val="Fuentedeprrafopredeter"/>
+    <w:link w:val="Ttulo"/>
     <w:uiPriority w:val="10"/>
     <w:rsid w:val="00841CD9"/>
     <w:rPr>
-      <w:rFonts w:asciiTheme="majorHAnsi" w:hAnsiTheme="majorHAnsi" w:eastAsiaTheme="majorEastAsia" w:cstheme="majorBidi"/>
-      <w:color w:val="17365D" w:themeColor="text2" w:themeShade="BF"/>
+      <w:rFonts w:asciiTheme="majorHAnsi" w:eastAsiaTheme="majorEastAsia" w:hAnsiTheme="majorHAnsi" w:cstheme="majorBidi"/>
+      <w:color w:val="323E4F" w:themeColor="text2" w:themeShade="BF"/>
       <w:spacing w:val="5"/>
       <w:kern w:val="28"/>
       <w:sz w:val="52"/>
       <w:szCs w:val="52"/>
     </w:rPr>
   </w:style>
-  <w:style w:type="character" w:styleId="Emphasis">
+  <w:style w:type="character" w:styleId="nfasis">
     <w:name w:val="Emphasis"/>
-    <w:basedOn w:val="DefaultParagraphFont"/>
+    <w:basedOn w:val="Fuentedeprrafopredeter"/>
     <w:uiPriority w:val="20"/>
     <w:qFormat/>
     <w:rsid w:val="00D1197D"/>
@@ -371,58 +1062,35 @@
       <w:iCs/>
     </w:rPr>
   </w:style>
-  <w:style w:type="character" w:styleId="Hyperlink">
+  <w:style w:type="character" w:styleId="Hipervnculo">
     <w:name w:val="Hyperlink"/>
-    <w:basedOn w:val="DefaultParagraphFont"/>
+    <w:basedOn w:val="Fuentedeprrafopredeter"/>
     <w:uiPriority w:val="99"/>
     <w:unhideWhenUsed/>
     <w:rPr>
-      <w:color w:val="0000FF" w:themeColor="hyperlink"/>
+      <w:color w:val="0563C1" w:themeColor="hyperlink"/>
       <w:u w:val="single"/>
     </w:rPr>
   </w:style>
-  <w:style w:type="table" w:styleId="TableGrid">
+  <w:style w:type="table" w:styleId="Tablaconcuadrcula">
     <w:name w:val="Table Grid"/>
-    <w:basedOn w:val="TableNormal"/>
+    <w:basedOn w:val="Tablanormal"/>
     <w:uiPriority w:val="59"/>
     <w:pPr>
       <w:spacing w:after="0" w:line="240" w:lineRule="auto"/>
     </w:pPr>
     <w:tblPr>
-      <w:tblInd w:w="0" w:type="dxa"/>
       <w:tblBorders>
-        <w:top w:val="single" w:color="000000" w:themeColor="text1" w:sz="4" w:space="0"/>
-        <w:left w:val="single" w:color="000000" w:themeColor="text1" w:sz="4" w:space="0"/>
-        <w:bottom w:val="single" w:color="000000" w:themeColor="text1" w:sz="4" w:space="0"/>
-        <w:right w:val="single" w:color="000000" w:themeColor="text1" w:sz="4" w:space="0"/>
-        <w:insideH w:val="single" w:color="000000" w:themeColor="text1" w:sz="4" w:space="0"/>
-        <w:insideV w:val="single" w:color="000000" w:themeColor="text1" w:sz="4" w:space="0"/>
+        <w:top w:val="single" w:sz="4" w:space="0" w:color="000000" w:themeColor="text1"/>
+        <w:left w:val="single" w:sz="4" w:space="0" w:color="000000" w:themeColor="text1"/>
+        <w:bottom w:val="single" w:sz="4" w:space="0" w:color="000000" w:themeColor="text1"/>
+        <w:right w:val="single" w:sz="4" w:space="0" w:color="000000" w:themeColor="text1"/>
+        <w:insideH w:val="single" w:sz="4" w:space="0" w:color="000000" w:themeColor="text1"/>
+        <w:insideV w:val="single" w:sz="4" w:space="0" w:color="000000" w:themeColor="text1"/>
       </w:tblBorders>
-      <w:tblCellMar>
-        <w:top w:w="0" w:type="dxa"/>
-        <w:left w:w="108" w:type="dxa"/>
-        <w:bottom w:w="0" w:type="dxa"/>
-        <w:right w:w="108" w:type="dxa"/>
-      </w:tblCellMar>
     </w:tblPr>
   </w:style>
-  <w:style w:type="table" w:styleId="TableNormal" w:default="true">
-    <w:name w:val="Normal Table"/>
-    <w:uiPriority w:val="99"/>
-    <w:semiHidden/>
-    <w:unhideWhenUsed/>
-    <w:qFormat/>
-    <w:tblPr>
-      <w:tblInd w:w="0" w:type="dxa"/>
-      <w:tblCellMar>
-        <w:top w:w="0" w:type="dxa"/>
-        <w:left w:w="108" w:type="dxa"/>
-        <w:bottom w:w="0" w:type="dxa"/>
-        <w:right w:w="108" w:type="dxa"/>
-      </w:tblCellMar>
-    </w:tblPr>
-  </w:style>
-  <w:style w:type="paragraph" w:styleId="Caption">
+  <w:style w:type="paragraph" w:styleId="Descripcin">
     <w:name w:val="caption"/>
     <w:basedOn w:val="Normal"/>
     <w:next w:val="Normal"/>
@@ -437,10 +1105,305 @@
     <w:rPr>
       <w:b/>
       <w:bCs/>
-      <w:color w:val="4F81BD" w:themeColor="accent1"/>
+      <w:color w:val="4472C4" w:themeColor="accent1"/>
       <w:sz w:val="18"/>
       <w:szCs w:val="18"/>
     </w:rPr>
   </w:style>
 </w:styles>
+</file>
+
+<file path=word/theme/theme1.xml><?xml version="1.0" encoding="utf-8"?>
+<a:theme xmlns:a="http://schemas.openxmlformats.org/drawingml/2006/main" name="Tema de Office">
+  <a:themeElements>
+    <a:clrScheme name="Office">
+      <a:dk1>
+        <a:sysClr val="windowText" lastClr="000000"/>
+      </a:dk1>
+      <a:lt1>
+        <a:sysClr val="window" lastClr="FFFFFF"/>
+      </a:lt1>
+      <a:dk2>
+        <a:srgbClr val="44546A"/>
+      </a:dk2>
+      <a:lt2>
+        <a:srgbClr val="E7E6E6"/>
+      </a:lt2>
+      <a:accent1>
+        <a:srgbClr val="4472C4"/>
+      </a:accent1>
+      <a:accent2>
+        <a:srgbClr val="ED7D31"/>
+      </a:accent2>
+      <a:accent3>
+        <a:srgbClr val="A5A5A5"/>
+      </a:accent3>
+      <a:accent4>
+        <a:srgbClr val="FFC000"/>
+      </a:accent4>
+      <a:accent5>
+        <a:srgbClr val="5B9BD5"/>
+      </a:accent5>
+      <a:accent6>
+        <a:srgbClr val="70AD47"/>
+      </a:accent6>
+      <a:hlink>
+        <a:srgbClr val="0563C1"/>
+      </a:hlink>
+      <a:folHlink>
+        <a:srgbClr val="954F72"/>
+      </a:folHlink>
+    </a:clrScheme>
+    <a:fontScheme name="Office">
+      <a:majorFont>
+        <a:latin typeface="Calibri Light" panose="020F0302020204030204"/>
+        <a:ea typeface=""/>
+        <a:cs typeface=""/>
+        <a:font script="Jpan" typeface="游ゴシック Light"/>
+        <a:font script="Hang" typeface="맑은 고딕"/>
+        <a:font script="Hans" typeface="等线 Light"/>
+        <a:font script="Hant" typeface="新細明體"/>
+        <a:font script="Arab" typeface="Times New Roman"/>
+        <a:font script="Hebr" typeface="Times New Roman"/>
+        <a:font script="Thai" typeface="Angsana New"/>
+        <a:font script="Ethi" typeface="Nyala"/>
+        <a:font script="Beng" typeface="Vrinda"/>
+        <a:font script="Gujr" typeface="Shruti"/>
+        <a:font script="Khmr" typeface="MoolBoran"/>
+        <a:font script="Knda" typeface="Tunga"/>
+        <a:font script="Guru" typeface="Raavi"/>
+        <a:font script="Cans" typeface="Euphemia"/>
+        <a:font script="Cher" typeface="Plantagenet Cherokee"/>
+        <a:font script="Yiii" typeface="Microsoft Yi Baiti"/>
+        <a:font script="Tibt" typeface="Microsoft Himalaya"/>
+        <a:font script="Thaa" typeface="MV Boli"/>
+        <a:font script="Deva" typeface="Mangal"/>
+        <a:font script="Telu" typeface="Gautami"/>
+        <a:font script="Taml" typeface="Latha"/>
+        <a:font script="Syrc" typeface="Estrangelo Edessa"/>
+        <a:font script="Orya" typeface="Kalinga"/>
+        <a:font script="Mlym" typeface="Kartika"/>
+        <a:font script="Laoo" typeface="DokChampa"/>
+        <a:font script="Sinh" typeface="Iskoola Pota"/>
+        <a:font script="Mong" typeface="Mongolian Baiti"/>
+        <a:font script="Viet" typeface="Times New Roman"/>
+        <a:font script="Uigh" typeface="Microsoft Uighur"/>
+        <a:font script="Geor" typeface="Sylfaen"/>
+        <a:font script="Armn" typeface="Arial"/>
+        <a:font script="Bugi" typeface="Leelawadee UI"/>
+        <a:font script="Bopo" typeface="Microsoft JhengHei"/>
+        <a:font script="Java" typeface="Javanese Text"/>
+        <a:font script="Lisu" typeface="Segoe UI"/>
+        <a:font script="Mymr" typeface="Myanmar Text"/>
+        <a:font script="Nkoo" typeface="Ebrima"/>
+        <a:font script="Olck" typeface="Nirmala UI"/>
+        <a:font script="Osma" typeface="Ebrima"/>
+        <a:font script="Phag" typeface="Phagspa"/>
+        <a:font script="Syrn" typeface="Estrangelo Edessa"/>
+        <a:font script="Syrj" typeface="Estrangelo Edessa"/>
+        <a:font script="Syre" typeface="Estrangelo Edessa"/>
+        <a:font script="Sora" typeface="Nirmala UI"/>
+        <a:font script="Tale" typeface="Microsoft Tai Le"/>
+        <a:font script="Talu" typeface="Microsoft New Tai Lue"/>
+        <a:font script="Tfng" typeface="Ebrima"/>
+      </a:majorFont>
+      <a:minorFont>
+        <a:latin typeface="Calibri" panose="020F0502020204030204"/>
+        <a:ea typeface=""/>
+        <a:cs typeface=""/>
+        <a:font script="Jpan" typeface="游明朝"/>
+        <a:font script="Hang" typeface="맑은 고딕"/>
+        <a:font script="Hans" typeface="等线"/>
+        <a:font script="Hant" typeface="新細明體"/>
+        <a:font script="Arab" typeface="Arial"/>
+        <a:font script="Hebr" typeface="Arial"/>
+        <a:font script="Thai" typeface="Cordia New"/>
+        <a:font script="Ethi" typeface="Nyala"/>
+        <a:font script="Beng" typeface="Vrinda"/>
+        <a:font script="Gujr" typeface="Shruti"/>
+        <a:font script="Khmr" typeface="DaunPenh"/>
+        <a:font script="Knda" typeface="Tunga"/>
+        <a:font script="Guru" typeface="Raavi"/>
+        <a:font script="Cans" typeface="Euphemia"/>
+        <a:font script="Cher" typeface="Plantagenet Cherokee"/>
+        <a:font script="Yiii" typeface="Microsoft Yi Baiti"/>
+        <a:font script="Tibt" typeface="Microsoft Himalaya"/>
+        <a:font script="Thaa" typeface="MV Boli"/>
+        <a:font script="Deva" typeface="Mangal"/>
+        <a:font script="Telu" typeface="Gautami"/>
+        <a:font script="Taml" typeface="Latha"/>
+        <a:font script="Syrc" typeface="Estrangelo Edessa"/>
+        <a:font script="Orya" typeface="Kalinga"/>
+        <a:font script="Mlym" typeface="Kartika"/>
+        <a:font script="Laoo" typeface="DokChampa"/>
+        <a:font script="Sinh" typeface="Iskoola Pota"/>
+        <a:font script="Mong" typeface="Mongolian Baiti"/>
+        <a:font script="Viet" typeface="Arial"/>
+        <a:font script="Uigh" typeface="Microsoft Uighur"/>
+        <a:font script="Geor" typeface="Sylfaen"/>
+        <a:font script="Armn" typeface="Arial"/>
+        <a:font script="Bugi" typeface="Leelawadee UI"/>
+        <a:font script="Bopo" typeface="Microsoft JhengHei"/>
+        <a:font script="Java" typeface="Javanese Text"/>
+        <a:font script="Lisu" typeface="Segoe UI"/>
+        <a:font script="Mymr" typeface="Myanmar Text"/>
+        <a:font script="Nkoo" typeface="Ebrima"/>
+        <a:font script="Olck" typeface="Nirmala UI"/>
+        <a:font script="Osma" typeface="Ebrima"/>
+        <a:font script="Phag" typeface="Phagspa"/>
+        <a:font script="Syrn" typeface="Estrangelo Edessa"/>
+        <a:font script="Syrj" typeface="Estrangelo Edessa"/>
+        <a:font script="Syre" typeface="Estrangelo Edessa"/>
+        <a:font script="Sora" typeface="Nirmala UI"/>
+        <a:font script="Tale" typeface="Microsoft Tai Le"/>
+        <a:font script="Talu" typeface="Microsoft New Tai Lue"/>
+        <a:font script="Tfng" typeface="Ebrima"/>
+      </a:minorFont>
+    </a:fontScheme>
+    <a:fmtScheme name="Office">
+      <a:fillStyleLst>
+        <a:solidFill>
+          <a:schemeClr val="phClr"/>
+        </a:solidFill>
+        <a:gradFill rotWithShape="1">
+          <a:gsLst>
+            <a:gs pos="0">
+              <a:schemeClr val="phClr">
+                <a:lumMod val="110000"/>
+                <a:satMod val="105000"/>
+                <a:tint val="67000"/>
+              </a:schemeClr>
+            </a:gs>
+            <a:gs pos="50000">
+              <a:schemeClr val="phClr">
+                <a:lumMod val="105000"/>
+                <a:satMod val="103000"/>
+                <a:tint val="73000"/>
+              </a:schemeClr>
+            </a:gs>
+            <a:gs pos="100000">
+              <a:schemeClr val="phClr">
+                <a:lumMod val="105000"/>
+                <a:satMod val="109000"/>
+                <a:tint val="81000"/>
+              </a:schemeClr>
+            </a:gs>
+          </a:gsLst>
+          <a:lin ang="5400000" scaled="0"/>
+        </a:gradFill>
+        <a:gradFill rotWithShape="1">
+          <a:gsLst>
+            <a:gs pos="0">
+              <a:schemeClr val="phClr">
+                <a:satMod val="103000"/>
+                <a:lumMod val="102000"/>
+                <a:tint val="94000"/>
+              </a:schemeClr>
+            </a:gs>
+            <a:gs pos="50000">
+              <a:schemeClr val="phClr">
+                <a:satMod val="110000"/>
+                <a:lumMod val="100000"/>
+                <a:shade val="100000"/>
+              </a:schemeClr>
+            </a:gs>
+            <a:gs pos="100000">
+              <a:schemeClr val="phClr">
+                <a:lumMod val="99000"/>
+                <a:satMod val="120000"/>
+                <a:shade val="78000"/>
+              </a:schemeClr>
+            </a:gs>
+          </a:gsLst>
+          <a:lin ang="5400000" scaled="0"/>
+        </a:gradFill>
+      </a:fillStyleLst>
+      <a:lnStyleLst>
+        <a:ln w="6350" cap="flat" cmpd="sng" algn="ctr">
+          <a:solidFill>
+            <a:schemeClr val="phClr"/>
+          </a:solidFill>
+          <a:prstDash val="solid"/>
+          <a:miter lim="800000"/>
+        </a:ln>
+        <a:ln w="12700" cap="flat" cmpd="sng" algn="ctr">
+          <a:solidFill>
+            <a:schemeClr val="phClr"/>
+          </a:solidFill>
+          <a:prstDash val="solid"/>
+          <a:miter lim="800000"/>
+        </a:ln>
+        <a:ln w="19050" cap="flat" cmpd="sng" algn="ctr">
+          <a:solidFill>
+            <a:schemeClr val="phClr"/>
+          </a:solidFill>
+          <a:prstDash val="solid"/>
+          <a:miter lim="800000"/>
+        </a:ln>
+      </a:lnStyleLst>
+      <a:effectStyleLst>
+        <a:effectStyle>
+          <a:effectLst/>
+        </a:effectStyle>
+        <a:effectStyle>
+          <a:effectLst/>
+        </a:effectStyle>
+        <a:effectStyle>
+          <a:effectLst>
+            <a:outerShdw blurRad="57150" dist="19050" dir="5400000" algn="ctr" rotWithShape="0">
+              <a:srgbClr val="000000">
+                <a:alpha val="63000"/>
+              </a:srgbClr>
+            </a:outerShdw>
+          </a:effectLst>
+        </a:effectStyle>
+      </a:effectStyleLst>
+      <a:bgFillStyleLst>
+        <a:solidFill>
+          <a:schemeClr val="phClr"/>
+        </a:solidFill>
+        <a:solidFill>
+          <a:schemeClr val="phClr">
+            <a:tint val="95000"/>
+            <a:satMod val="170000"/>
+          </a:schemeClr>
+        </a:solidFill>
+        <a:gradFill rotWithShape="1">
+          <a:gsLst>
+            <a:gs pos="0">
+              <a:schemeClr val="phClr">
+                <a:tint val="93000"/>
+                <a:satMod val="150000"/>
+                <a:shade val="98000"/>
+                <a:lumMod val="102000"/>
+              </a:schemeClr>
+            </a:gs>
+            <a:gs pos="50000">
+              <a:schemeClr val="phClr">
+                <a:tint val="98000"/>
+                <a:satMod val="130000"/>
+                <a:shade val="90000"/>
+                <a:lumMod val="103000"/>
+              </a:schemeClr>
+            </a:gs>
+            <a:gs pos="100000">
+              <a:schemeClr val="phClr">
+                <a:shade val="63000"/>
+                <a:satMod val="120000"/>
+              </a:schemeClr>
+            </a:gs>
+          </a:gsLst>
+          <a:lin ang="5400000" scaled="0"/>
+        </a:gradFill>
+      </a:bgFillStyleLst>
+    </a:fmtScheme>
+  </a:themeElements>
+  <a:objectDefaults/>
+  <a:extraClrSchemeLst/>
+  <a:extLst>
+    <a:ext uri="{05A4C25C-085E-4340-85A3-A5531E510DB2}">
+      <thm15:themeFamily xmlns:thm15="http://schemas.microsoft.com/office/thememl/2012/main" name="Office Theme" id="{62F939B6-93AF-4DB8-9C6B-D6C7DFDC589F}" vid="{4A3C46E8-61CC-4603-A589-7422A47A8E4A}"/>
+    </a:ext>
+  </a:extLst>
+</a:theme>
 </file>